--- a/templates/weeklymvxr.docx
+++ b/templates/weeklymvxr.docx
@@ -90,8 +90,10 @@
         <w:spacing w:after="0" w:line="240" w:lineRule="auto"/>
         <w:ind w:firstLine="500" w:firstLineChars="250"/>
         <w:rPr>
+          <w:rFonts w:hint="default"/>
           <w:sz w:val="20"/>
           <w:szCs w:val="20"/>
+          <w:lang w:val="en-US"/>
         </w:rPr>
       </w:pPr>
       <w:r>
@@ -113,7 +115,17 @@
           <w:sz w:val="20"/>
           <w:szCs w:val="20"/>
         </w:rPr>
-        <w:t>: PT. ANGKASA PURA INDONESIA</w:t>
+        <w:t xml:space="preserve">: </w:t>
+      </w:r>
+      <w:bookmarkStart w:id="0" w:name="_GoBack"/>
+      <w:bookmarkEnd w:id="0"/>
+      <w:r>
+        <w:rPr>
+          <w:sz w:val="20"/>
+          <w:szCs w:val="20"/>
+          <w:lang w:val="en-US"/>
+        </w:rPr>
+        <w:t>PT. ANGKASA PURA INDONESIA ( PERSERO )</w:t>
       </w:r>
     </w:p>
     <w:p>
@@ -1028,8 +1040,10 @@
         <w:spacing w:after="0" w:line="240" w:lineRule="auto"/>
         <w:ind w:firstLine="500" w:firstLineChars="250"/>
         <w:rPr>
+          <w:rFonts w:hint="default"/>
           <w:sz w:val="20"/>
           <w:szCs w:val="20"/>
+          <w:lang w:val="en-US"/>
         </w:rPr>
       </w:pPr>
       <w:r>
@@ -1051,7 +1065,15 @@
           <w:sz w:val="20"/>
           <w:szCs w:val="20"/>
         </w:rPr>
-        <w:t>: PT. ANGKASA PURA INDONESIA</w:t>
+        <w:t xml:space="preserve">: </w:t>
+      </w:r>
+      <w:r>
+        <w:rPr>
+          <w:sz w:val="20"/>
+          <w:szCs w:val="20"/>
+          <w:lang w:val="en-US"/>
+        </w:rPr>
+        <w:t>PT. ANGKASA PURA INDONESIA ( PERSERO )</w:t>
       </w:r>
     </w:p>
     <w:p>
@@ -2202,8 +2224,10 @@
         <w:spacing w:after="0" w:line="240" w:lineRule="auto"/>
         <w:ind w:firstLine="500" w:firstLineChars="250"/>
         <w:rPr>
+          <w:rFonts w:hint="default"/>
           <w:sz w:val="20"/>
           <w:szCs w:val="20"/>
+          <w:lang w:val="en-US"/>
         </w:rPr>
       </w:pPr>
       <w:r>
@@ -2225,7 +2249,15 @@
           <w:sz w:val="20"/>
           <w:szCs w:val="20"/>
         </w:rPr>
-        <w:t>: PT. ANGKASA PURA INDONESIA</w:t>
+        <w:t xml:space="preserve">: </w:t>
+      </w:r>
+      <w:r>
+        <w:rPr>
+          <w:sz w:val="20"/>
+          <w:szCs w:val="20"/>
+          <w:lang w:val="en-US"/>
+        </w:rPr>
+        <w:t>PT. ANGKASA PURA INDONESIA ( PERSERO )</w:t>
       </w:r>
     </w:p>
     <w:p>
@@ -2430,8 +2462,6 @@
                 <w:b/>
               </w:rPr>
             </w:pPr>
-            <w:bookmarkStart w:id="0" w:name="_GoBack"/>
-            <w:bookmarkEnd w:id="0"/>
             <w:r>
               <w:rPr>
                 <w:b/>
@@ -4595,7 +4625,7 @@
     <w:lsdException w:qFormat="1" w:unhideWhenUsed="0" w:uiPriority="10" w:semiHidden="0" w:name="Title"/>
     <w:lsdException w:uiPriority="99" w:name="Closing"/>
     <w:lsdException w:uiPriority="99" w:name="Signature"/>
-    <w:lsdException w:uiPriority="1" w:name="Default Paragraph Font"/>
+    <w:lsdException w:qFormat="1" w:uiPriority="1" w:name="Default Paragraph Font"/>
     <w:lsdException w:qFormat="1" w:uiPriority="99" w:semiHidden="0" w:name="Body Text"/>
     <w:lsdException w:uiPriority="99" w:name="Body Text Indent"/>
     <w:lsdException w:qFormat="1" w:uiPriority="99" w:semiHidden="0" w:name="List Continue"/>
@@ -4633,7 +4663,7 @@
     <w:lsdException w:uiPriority="99" w:name="HTML Sample"/>
     <w:lsdException w:uiPriority="99" w:name="HTML Typewriter"/>
     <w:lsdException w:uiPriority="99" w:name="HTML Variable"/>
-    <w:lsdException w:uiPriority="99" w:name="Normal Table"/>
+    <w:lsdException w:qFormat="1" w:uiPriority="99" w:name="Normal Table"/>
     <w:lsdException w:uiPriority="99" w:name="annotation subject"/>
     <w:lsdException w:uiPriority="99" w:name="Table Simple 1"/>
     <w:lsdException w:uiPriority="99" w:name="Table Simple 2"/>
@@ -4995,12 +5025,14 @@
     <w:name w:val="Default Paragraph Font"/>
     <w:semiHidden/>
     <w:unhideWhenUsed/>
+    <w:qFormat/>
     <w:uiPriority w:val="1"/>
   </w:style>
   <w:style w:type="table" w:default="1" w:styleId="12">
     <w:name w:val="Normal Table"/>
     <w:semiHidden/>
     <w:unhideWhenUsed/>
+    <w:qFormat/>
     <w:uiPriority w:val="99"/>
     <w:tblPr>
       <w:tblCellMar>
